--- a/0-Entrega/Gerencial/DocumentoGerencial.docx
+++ b/0-Entrega/Gerencial/DocumentoGerencial.docx
@@ -2090,17 +2090,101 @@
     </w:p>
     <w:p>
       <w:pPr>
-        <w:rPr>
-          <w:u w:val="single"/>
-        </w:rPr>
-      </w:pPr>
-    </w:p>
-    <w:p>
-      <w:pPr>
         <w:pStyle w:val="Titulo11"/>
       </w:pPr>
       <w:r>
+        <w:lastRenderedPageBreak/>
         <w:t xml:space="preserve">Planes y costos. </w:t>
+      </w:r>
+    </w:p>
+    <w:p>
+      <w:pPr>
+        <w:ind w:firstLine="360"/>
+      </w:pPr>
+      <w:r>
+        <w:t xml:space="preserve">Para </w:t>
+      </w:r>
+      <w:r>
+        <w:t xml:space="preserve">contextualizar la viabilidad de </w:t>
+      </w:r>
+      <w:proofErr w:type="spellStart"/>
+      <w:r>
+        <w:t>Camunda</w:t>
+      </w:r>
+      <w:proofErr w:type="spellEnd"/>
+      <w:r>
+        <w:t xml:space="preserve"> para </w:t>
+      </w:r>
+      <w:proofErr w:type="spellStart"/>
+      <w:r>
+        <w:t>MaxiMundo</w:t>
+      </w:r>
+      <w:proofErr w:type="spellEnd"/>
+      <w:r>
+        <w:t xml:space="preserve"> en cuanto a costos, se presenta la Tabla 5, que resume los modelos de </w:t>
+      </w:r>
+      <w:proofErr w:type="spellStart"/>
+      <w:r>
+        <w:t>licenciamineto</w:t>
+      </w:r>
+      <w:proofErr w:type="spellEnd"/>
+      <w:r>
+        <w:t xml:space="preserve"> que ofrece la herramienta, detallando su costo, componentes incluidos y el caso de uso al que mejor se ajusta cada uno. Para términos de esta investigación y el caso de la empresa </w:t>
+      </w:r>
+      <w:proofErr w:type="spellStart"/>
+      <w:r>
+        <w:t>ficitica</w:t>
+      </w:r>
+      <w:proofErr w:type="spellEnd"/>
+      <w:r>
+        <w:t xml:space="preserve"> de </w:t>
+      </w:r>
+      <w:proofErr w:type="spellStart"/>
+      <w:r>
+        <w:t>MaxiMundo</w:t>
+      </w:r>
+      <w:proofErr w:type="spellEnd"/>
+      <w:r>
+        <w:t xml:space="preserve"> se opta por el plan Self-</w:t>
+      </w:r>
+      <w:proofErr w:type="spellStart"/>
+      <w:r>
+        <w:t>Managed</w:t>
+      </w:r>
+      <w:proofErr w:type="spellEnd"/>
+      <w:r>
+        <w:t xml:space="preserve"> que es gratuito y nos permite usar las herramientas necesarias para el objetivo de la investigación. </w:t>
+      </w:r>
+    </w:p>
+    <w:p>
+      <w:pPr>
+        <w:rPr>
+          <w:b/>
+          <w:bCs/>
+        </w:rPr>
+      </w:pPr>
+      <w:r>
+        <w:rPr>
+          <w:b/>
+          <w:bCs/>
+        </w:rPr>
+        <w:t xml:space="preserve">Tabla 5. Planes y costos de </w:t>
+      </w:r>
+      <w:proofErr w:type="spellStart"/>
+      <w:r>
+        <w:rPr>
+          <w:b/>
+          <w:bCs/>
+        </w:rPr>
+        <w:t>Camunda</w:t>
+      </w:r>
+      <w:proofErr w:type="spellEnd"/>
+      <w:r>
+        <w:rPr>
+          <w:b/>
+          <w:bCs/>
+        </w:rPr>
+        <w:t xml:space="preserve">. </w:t>
       </w:r>
     </w:p>
     <w:tbl>
@@ -2560,6 +2644,7 @@
         <w:pStyle w:val="Titulo11"/>
       </w:pPr>
       <w:r>
+        <w:lastRenderedPageBreak/>
         <w:t xml:space="preserve">Casos de éxito. </w:t>
       </w:r>
     </w:p>
@@ -2568,39 +2653,63 @@
         <w:ind w:firstLine="360"/>
       </w:pPr>
       <w:r>
-        <w:t xml:space="preserve">Uno de los casos más importantes es el de Banca CF+, un grupo bancario italiano dedicado a la financiación empresarial. Antes de adoptar Camunda, la entidad trabajaba con procesos complejos y poco visibles, lo que generaba cuellos de botella que afectaban tanto la eficiencia operativa como el desarrollo de nuevos productos </w:t>
+        <w:t>Uno de los casos más importantes es el de Banca CF+, un grupo bancario italiano dedicado a la financiación empresarial. Antes de adoptar Camunda, la entidad trabajaba con procesos complejos y poco visibles, lo que generaba cuellos de botella que afectaban tanto la eficiencia operativa como el desarrollo de nuevos productos (Camunda, s.f.-a). Parte del problema estaba en la documentación, ya que los diagramas debían corregirse una y otra vez y era difícil saber cuál versión era la vigente. Con la adopción de la plataforma, el modelo que se ejecuta en producción pasó a ser la referencia oficial para todos los equipos. Según la propia empresa, el tiempo de entrega de procesos se redujo a la mitad, de modo que flujos que antes requerían cuatro semanas ahora se completan en dos (Camunda, s.f.-b). También mejoró la colaboración entre áreas, porque perfiles no técnicos, como los gerentes de producto, empezaron a comprender los diagramas y a participar en su revisión (Camunda, s.f.-a).</w:t>
+      </w:r>
+    </w:p>
+    <w:p>
+      <w:pPr>
+        <w:ind w:firstLine="360"/>
+      </w:pPr>
+      <w:r>
+        <w:t>En el sector asegurador sobresale Norfolk &amp; Dedham, una compañía estadounidense de seguros de propiedad y accidentes. Su director de TI explicó que Camunda se convirtió en el eje de su nueva arquitectura tecnológica, en sustitución de una herramienta de flujo de trabajo que ya había quedado obsoleta (Kemsley, 2024). Lo interesante de este caso es el uso que hicieron del Modeler: lo personalizaron para incorporar sus propios roles de negocio, como el de ajustador de reclamos, junto con otros datos propios, con el fin de modelar de forma más rápida y precisa (Kemsley, 2024). Los resultados no tardaron en notarse, pues seis meses después de poner en producción el proceso de reclamos, habían reducido en un 35 % el tiempo de atención y en un 30 % los costos (Kemsley, 2024).</w:t>
+      </w:r>
+    </w:p>
+    <w:p>
+      <w:pPr>
+        <w:ind w:firstLine="360"/>
+      </w:pPr>
+      <w:r>
+        <w:t xml:space="preserve">Por último, destaca el caso de Atlassian, la compañía de software detrás de herramientas tan difundidas como Jira, Trello y Confluence. En 2020, la empresa eligió Camunda como su tecnología de automatización de procesos y reglas de negocio para iniciativas que abarcaban finanzas, comercio, mercadeo y soporte al cliente (Camunda, 2020). Entre los factores que pesaron en esa decisión estuvieron el alto rendimiento de la plataforma, la facilidad para que el personal de TI y de negocio colaborara sobre los mismos modelos y la posibilidad de trabajar con distintos lenguajes de programación, </w:t>
       </w:r>
       <w:r>
         <w:lastRenderedPageBreak/>
-        <w:t>(Camunda, s.f.-a). Parte del problema estaba en la documentación, ya que los diagramas debían corregirse una y otra vez y era difícil saber cuál versión era la vigente. Con la adopción de la plataforma, el modelo que se ejecuta en producción pasó a ser la referencia oficial para todos los equipos. Según la propia empresa, el tiempo de entrega de procesos se redujo a la mitad, de modo que flujos que antes requerían cuatro semanas ahora se completan en dos (Camunda, s.f.-b). También mejoró la colaboración entre áreas, porque perfiles no técnicos, como los gerentes de producto, empezaron a comprender los diagramas y a participar en su revisión (Camunda, s.f.-a).</w:t>
-      </w:r>
-    </w:p>
-    <w:p>
-      <w:pPr>
-        <w:ind w:firstLine="360"/>
-      </w:pPr>
-      <w:r>
-        <w:t>En el sector asegurador sobresale Norfolk &amp; Dedham, una compañía estadounidense de seguros de propiedad y accidentes. Su director de TI explicó que Camunda se convirtió en el eje de su nueva arquitectura tecnológica, en sustitución de una herramienta de flujo de trabajo que ya había quedado obsoleta (Kemsley, 2024). Lo interesante de este caso es el uso que hicieron del Modeler: lo personalizaron para incorporar sus propios roles de negocio, como el de ajustador de reclamos, junto con otros datos propios, con el fin de modelar de forma más rápida y precisa (Kemsley, 2024). Los resultados no tardaron en notarse, pues seis meses después de poner en producción el proceso de reclamos, habían reducido en un 35 % el tiempo de atención y en un 30 % los costos (Kemsley, 2024).</w:t>
-      </w:r>
-    </w:p>
-    <w:p>
-      <w:pPr>
-        <w:ind w:firstLine="360"/>
-      </w:pPr>
-      <w:r>
-        <w:t xml:space="preserve">Por último, destaca el caso de Atlassian, la compañía de software detrás de herramientas tan difundidas como Jira, Trello y Confluence. En 2020, la empresa eligió Camunda como su tecnología de automatización de procesos y reglas de negocio para iniciativas que abarcaban finanzas, comercio, mercadeo y soporte al cliente (Camunda, 2020). Entre los factores que pesaron en esa decisión estuvieron el alto rendimiento de la plataforma, la facilidad para que el personal de TI y de negocio colaborara sobre los mismos modelos y la posibilidad de trabajar con distintos lenguajes de programación, como Java, Python y Node.js (Camunda, 2020). Uno de los proyectos más visibles fue Suzie, un motor de flujos de trabajo que procesa de forma automática los tiquetes del sistema de soporte a partir de eventos. En esa arquitectura, Camunda funciona como el núcleo que conecta plataformas como MuleSoft, NetSuite, Workato y UiPath (Camunda, 2023). Gracias al uso de diagramas BPMN y tablas DMN, los equipos pueden ajustar la </w:t>
+        <w:t>como Java, Python y Node.js (Camunda, 2020). Uno de los proyectos más visibles fue Suzie, un motor de flujos de trabajo que procesa de forma automática los tiquetes del sistema de soporte a partir de eventos. En esa arquitectura, Camunda funciona como el núcleo que conecta plataformas como MuleSoft, NetSuite, Workato y UiPath (Camunda, 2023). Gracias al uso de diagramas BPMN y tablas DMN, los equipos pueden ajustar la lógica de los procesos sobre la marcha, sin tener que reconstruir las integraciones existentes (Camunda, 2023).</w:t>
+      </w:r>
+    </w:p>
+    <w:p>
+      <w:pPr>
+        <w:pStyle w:val="Titulo11"/>
+      </w:pPr>
+      <w:r>
+        <w:t xml:space="preserve">Descripción del proceso de negocio a automatizar. </w:t>
+      </w:r>
+    </w:p>
+    <w:p>
+      <w:pPr>
+        <w:ind w:left="360" w:firstLine="348"/>
+      </w:pPr>
+      <w:r>
+        <w:t xml:space="preserve">El proceso modelado y analizado corresponde al ciclo de “pedido a entrega” de MaxiMundo; iniciando este proceso desde que el cliente confirma la compra en la plataforma, hasta que el pedido es despachado y recibido por el cliente. En este proceso participan el cliente, el sistema de pagos, el encargado de revisión de riesgo y el equipo de logística. </w:t>
+      </w:r>
+    </w:p>
+    <w:p>
+      <w:pPr>
+        <w:ind w:left="360" w:firstLine="348"/>
+      </w:pPr>
+      <w:r>
+        <w:t xml:space="preserve">El proceso inicia con la recepción del pedido y la validación automática del método de pago. A partir de ahí, el modelo evalúa dos condiciones de negocio de forma automática: si el método de pago requiere un tiempo de espera adicional para su confirmación (ocurre con el pago por boleto bancario) y si el número de cuotas del pedido supera el umbral de riesgo financiero de la empresa (más de 6 cuotas). Ambas evaluaciones se resuelven mediante reglas de negocio automatizadas con tablas de decisión, sin intervención manual, lo que permite que el 88.24% de los pedidos que no requieren revisión adicional continúen su flujo sin demora. </w:t>
+      </w:r>
+    </w:p>
+    <w:p>
+      <w:pPr>
+        <w:ind w:left="360" w:firstLine="348"/>
+      </w:pPr>
+      <w:r>
+        <w:t xml:space="preserve">En el caso de los pedidos pagados mediante boleto bancario se dirigen por un camino distinto al del resto de métodos de pago, ya que este método tarda considerablemente más en confirmarse (33.1 horas en promedio vs 4.6-9.6 horas del resto), el proceso los separa desde el inicio y los hace esperar la confirmación bancaria antes de continuar con el proceso. Los pedidos pagados con tarjeta de crédito, tarjeta de débito o voucher siguen un camino independiente que no incluye esta espera, por lo que estos no se ven afectados por el tiempo que toma confirmar el pago con boleto bancario. De esta forma, cada pedido avanza a la velocidad que </w:t>
       </w:r>
       <w:r>
         <w:lastRenderedPageBreak/>
-        <w:t>lógica de los procesos sobre la marcha, sin tener que reconstruir las integraciones existentes (Camunda, 2023).</w:t>
-      </w:r>
-    </w:p>
-    <w:p>
-      <w:pPr>
-        <w:pStyle w:val="Titulo11"/>
-      </w:pPr>
-      <w:r>
-        <w:t xml:space="preserve">Descripción del proceso de negocio a automatizar. </w:t>
+        <w:t xml:space="preserve">su propio método de pago permite, en lugar de que todos los pedidos se retrasen al ritmo del caso más lento. </w:t>
       </w:r>
     </w:p>
     <w:p>
@@ -2608,7 +2717,7 @@
         <w:ind w:left="360" w:firstLine="348"/>
       </w:pPr>
       <w:r>
-        <w:t xml:space="preserve">El proceso modelado y analizado corresponde al ciclo de “pedido a entrega” de MaxiMundo; iniciando este proceso desde que el cliente confirma la compra en la plataforma, hasta que el pedido es despachado y recibido por el cliente. En este proceso participan el cliente, el sistema de pagos, el encargado de revisión de riesgo y el equipo de logística. </w:t>
+        <w:t xml:space="preserve">Cuando un pedido supera el umbral de cuotas se dirige a una revisión manual de riesgo, donde un colaborador puede aprobar el pedido, rechazarlo o solicitar información adicional al cliente. Este último camino incorpora un control de negocio adicional, que el pedido puede regresar a revisión máximo dos veces si en un tercer intento el cliente sigue sin aportar la información suficiente el pedido se rechaza automáticamente, evitando que un caso quede indefinidamente abierto. </w:t>
       </w:r>
     </w:p>
     <w:p>
@@ -2616,7 +2725,7 @@
         <w:ind w:left="360" w:firstLine="348"/>
       </w:pPr>
       <w:r>
-        <w:t xml:space="preserve">El proceso inicia con la recepción del pedido y la validación automática del método de pago. A partir de ahí, el modelo evalúa dos condiciones de negocio de forma automática: si el método de pago requiere un tiempo de espera adicional para su confirmación (ocurre con el pago por boleto bancario) y si el número de cuotas del pedido supera el umbral de riesgo financiero de la empresa (más de 6 cuotas). Ambas evaluaciones se resuelven mediante reglas de negocio automatizadas con tablas de decisión, sin intervención manual, lo que permite que el 88.24% de los pedidos que no requieren revisión adicional continúen su flujo sin demora. </w:t>
+        <w:t xml:space="preserve">Una vez aprobado, el pedido continúa en paralelo hacia la generación de la factura y la preparación logística, para luego ser despachado. Una vez despachado, el modelo monitorea automáticamente el cumplimiento del plazo de entrega. Si se detecta un posible atraso, se notifica al cliente; si el atraso persiste el caso se escala automáticamente al equipo de logística para su revisión y solución, sin que dependa de que el cliente lo reporte por su cuenta. </w:t>
       </w:r>
     </w:p>
     <w:p>
@@ -2624,56 +2733,74 @@
         <w:ind w:left="360" w:firstLine="348"/>
       </w:pPr>
       <w:r>
-        <w:t xml:space="preserve">En el caso de los pedidos pagados mediante boleto bancario se dirigen por un camino distinto al del resto de métodos de pago, ya que este método tarda considerablemente más en confirmarse (33.1 horas en promedio vs 4.6-9.6 horas del resto), el proceso los separa desde el inicio y los hace esperar la confirmación bancaria antes de continuar con el proceso. Los pedidos pagados con tarjeta de crédito, tarjeta de débito o voucher siguen un camino independiente que no incluye esta espera, por lo que estos no se ven afectados por el tiempo que toma confirmar el pago con boleto bancario. De esta forma, cada pedido avanza a la velocidad que su propio método de pago permite, en lugar de que todos los pedidos se retrasen al ritmo del caso más lento. </w:t>
+        <w:t>A continuación,</w:t>
+      </w:r>
+      <w:r>
+        <w:t xml:space="preserve"> se muestra una </w:t>
+      </w:r>
+      <w:r>
+        <w:t xml:space="preserve">imagen correspondiente al modelo del proceso de negocio trabajado, en la que se muestra cada una de las reglas de negocio, decisiones y actividades especificadas anteriormente. </w:t>
       </w:r>
     </w:p>
     <w:p>
       <w:pPr>
         <w:ind w:left="360" w:firstLine="348"/>
       </w:pPr>
-      <w:r>
-        <w:t xml:space="preserve">Cuando un pedido supera el umbral de cuotas se dirige a una revisión manual de riesgo, donde un colaborador puede aprobar el pedido, rechazarlo o solicitar información adicional al cliente. Este último camino incorpora un control de negocio </w:t>
-      </w:r>
-      <w:r>
+    </w:p>
+    <w:p>
+      <w:pPr>
+        <w:ind w:left="360" w:firstLine="348"/>
+      </w:pPr>
+    </w:p>
+    <w:p>
+      <w:pPr>
+        <w:ind w:left="360" w:firstLine="348"/>
+      </w:pPr>
+    </w:p>
+    <w:p>
+      <w:pPr>
+        <w:ind w:left="360" w:firstLine="348"/>
+      </w:pPr>
+    </w:p>
+    <w:p>
+      <w:pPr>
+        <w:ind w:left="360" w:firstLine="348"/>
+      </w:pPr>
+    </w:p>
+    <w:p>
+      <w:pPr>
+        <w:ind w:left="360" w:firstLine="348"/>
+      </w:pPr>
+    </w:p>
+    <w:p>
+      <w:pPr>
+        <w:ind w:left="360" w:firstLine="348"/>
+      </w:pPr>
+    </w:p>
+    <w:p>
+      <w:pPr>
+        <w:ind w:left="360" w:firstLine="348"/>
+      </w:pPr>
+    </w:p>
+    <w:p>
+      <w:pPr>
+        <w:ind w:left="360" w:firstLine="348"/>
+      </w:pPr>
+    </w:p>
+    <w:p>
+      <w:pPr>
+        <w:ind w:left="360" w:firstLine="348"/>
+        <w:rPr>
+          <w:b/>
+          <w:bCs/>
+        </w:rPr>
+      </w:pPr>
+      <w:r>
+        <w:rPr>
+          <w:b/>
+          <w:bCs/>
+        </w:rPr>
         <w:lastRenderedPageBreak/>
-        <w:t xml:space="preserve">adicional, que el pedido puede regresar a revisión máximo dos veces si en un tercer intento el cliente sigue sin aportar la información suficiente el pedido se rechaza automáticamente, evitando que un caso quede indefinidamente abierto. </w:t>
-      </w:r>
-    </w:p>
-    <w:p>
-      <w:pPr>
-        <w:ind w:left="360" w:firstLine="348"/>
-      </w:pPr>
-      <w:r>
-        <w:t xml:space="preserve">Una vez aprobado, el pedido continúa en paralelo hacia la generación de la factura y la preparación logística, para luego ser despachado. Una vez despachado, el modelo monitorea automáticamente el cumplimiento del plazo de entrega. Si se detecta un posible atraso, se notifica al cliente; si el atraso persiste el caso se escala automáticamente al equipo de logística para su revisión y solución, sin que dependa de que el cliente lo reporte por su cuenta. </w:t>
-      </w:r>
-    </w:p>
-    <w:p>
-      <w:pPr>
-        <w:ind w:left="360" w:firstLine="348"/>
-      </w:pPr>
-      <w:r>
-        <w:t>A continuación,</w:t>
-      </w:r>
-      <w:r>
-        <w:t xml:space="preserve"> se muestra una </w:t>
-      </w:r>
-      <w:r>
-        <w:t xml:space="preserve">imagen correspondiente al modelo del proceso de negocio trabajado, en la que se muestra cada una de las reglas de negocio, decisiones y actividades especificadas anteriormente. </w:t>
-      </w:r>
-    </w:p>
-    <w:p>
-      <w:pPr>
-        <w:ind w:left="360" w:firstLine="348"/>
-        <w:rPr>
-          <w:b/>
-          <w:bCs/>
-        </w:rPr>
-      </w:pPr>
-      <w:r>
-        <w:rPr>
-          <w:b/>
-          <w:bCs/>
-        </w:rPr>
         <w:t xml:space="preserve">Figura 1. Modelo </w:t>
       </w:r>
       <w:r>
@@ -2693,7 +2820,6 @@
           <w:noProof/>
           <w14:ligatures w14:val="standardContextual"/>
         </w:rPr>
-        <w:lastRenderedPageBreak/>
         <w:drawing>
           <wp:inline distT="0" distB="0" distL="0" distR="0" wp14:anchorId="6C25A6EF" wp14:editId="573BA72D">
             <wp:extent cx="5943600" cy="4785360"/>
@@ -2768,6 +2894,7 @@
         <w:ind w:left="360" w:firstLine="708"/>
       </w:pPr>
       <w:r>
+        <w:lastRenderedPageBreak/>
         <w:t xml:space="preserve">En cuanto a las </w:t>
       </w:r>
       <w:r>
@@ -2778,52 +2905,49 @@
         <w:t>diferencias de tiempo por método de pago</w:t>
       </w:r>
       <w:r>
-        <w:t xml:space="preserve">, de las 150 instancias, 38 correspondieron a pagos por boleto bancario, 103 a tarjeta de crédito, </w:t>
-      </w:r>
+        <w:t>, de las 150 instancias, 38 correspondieron a pagos por boleto bancario, 103 a tarjeta de crédito, 6 a voucher y 3 a tarjeta de débito. Todas las instancias de boleto siguieron correctamente el camino que incluye la espera de confirmación bancaria, mientras que el resto avanzó de inmediato, confirmando que el modelo diferencia el tratamiento por método de pago tal como se planteó en la Tabla 3, sin que un método más lento retrase a los demás.</w:t>
+      </w:r>
+    </w:p>
+    <w:p>
+      <w:pPr>
+        <w:ind w:left="360" w:firstLine="708"/>
+      </w:pPr>
+      <w:r>
+        <w:t xml:space="preserve">Por otra parte, la </w:t>
+      </w:r>
+      <w:r>
+        <w:rPr>
+          <w:b/>
+          <w:bCs/>
+        </w:rPr>
+        <w:t>exposición financiera por número de cuotas</w:t>
+      </w:r>
+      <w:r>
+        <w:t>, de las 150 instancias, 22 (un 14.7%) fueron enviadas automáticamente a revisión manual de riesgo por superar las 6 cuotas. Ese número queda bastante cerca del 11.76% que habíamos encontrado en el histórico completo de Olist (Tabla 4); la pequeña diferencia tiene sentido, ya que acá se trabajó con una muestra de 150 pedidos y no con la base completa. De esas 22 instancias, 10 terminaron aprobadas, 8 rechazadas, y las otras 4 pasaron primero por una solicitud adicional de información al cliente, que se resolvió sin problema gracias al mecanismo de reintento limitado que se agregó al modelo.</w:t>
+      </w:r>
+    </w:p>
+    <w:p>
+      <w:pPr>
+        <w:ind w:left="360" w:firstLine="708"/>
+      </w:pPr>
+      <w:r>
+        <w:t>Respecto al seguimiento del SLA de entrega, el modelo contempla tres desenlaces posibles según el tiempo transcurrido desde el despacho del pedido: si la confirmación de entrega llega dentro del plazo normal, el proceso finaliza sin ninguna intervención adicional; si se supera un primer umbral de tiempo, se notifica al cliente sobre el posible atraso; y si el atraso persiste más allá de un segundo umbral, el caso se escala automáticamente al equipo de logística para su valoración.</w:t>
+      </w:r>
+    </w:p>
+    <w:p>
+      <w:pPr>
+        <w:ind w:left="360" w:firstLine="708"/>
+      </w:pPr>
+      <w:r>
+        <w:t>Finalmente, ninguna de las 150 instancias quedó activa o sin resolver al finalizar la prueba, lo que demuestra que el modelo, incluyendo el ciclo de solicitud de información adicional y el seguimiento del SLA de entrega, es robusto y no genera casos indefinidamente abiertos.</w:t>
+      </w:r>
+    </w:p>
+    <w:p>
+      <w:pPr>
+        <w:pStyle w:val="Titulo11"/>
+      </w:pPr>
       <w:r>
         <w:lastRenderedPageBreak/>
-        <w:t>6 a voucher y 3 a tarjeta de débito. Todas las instancias de boleto siguieron correctamente el camino que incluye la espera de confirmación bancaria, mientras que el resto avanzó de inmediato, confirmando que el modelo diferencia el tratamiento por método de pago tal como se planteó en la Tabla 3, sin que un método más lento retrase a los demás.</w:t>
-      </w:r>
-    </w:p>
-    <w:p>
-      <w:pPr>
-        <w:ind w:left="360" w:firstLine="708"/>
-      </w:pPr>
-      <w:r>
-        <w:t xml:space="preserve">Por otra parte, la </w:t>
-      </w:r>
-      <w:r>
-        <w:rPr>
-          <w:b/>
-          <w:bCs/>
-        </w:rPr>
-        <w:t>exposición financiera por número de cuotas</w:t>
-      </w:r>
-      <w:r>
-        <w:t>, de las 150 instancias, 22 (un 14.7%) fueron enviadas automáticamente a revisión manual de riesgo por superar las 6 cuotas. Ese número queda bastante cerca del 11.76% que habíamos encontrado en el histórico completo de Olist (Tabla 4); la pequeña diferencia tiene sentido, ya que acá se trabajó con una muestra de 150 pedidos y no con la base completa. De esas 22 instancias, 10 terminaron aprobadas, 8 rechazadas, y las otras 4 pasaron primero por una solicitud adicional de información al cliente, que se resolvió sin problema gracias al mecanismo de reintento limitado que se agregó al modelo.</w:t>
-      </w:r>
-    </w:p>
-    <w:p>
-      <w:pPr>
-        <w:ind w:left="360" w:firstLine="708"/>
-      </w:pPr>
-      <w:r>
-        <w:t>Respecto al seguimiento del SLA de entrega, el modelo contempla tres desenlaces posibles según el tiempo transcurrido desde el despacho del pedido: si la confirmación de entrega llega dentro del plazo normal, el proceso finaliza sin ninguna intervención adicional; si se supera un primer umbral de tiempo, se notifica al cliente sobre el posible atraso; y si el atraso persiste más allá de un segundo umbral, el caso se escala automáticamente al equipo de logística para su valoración.</w:t>
-      </w:r>
-    </w:p>
-    <w:p>
-      <w:pPr>
-        <w:ind w:left="360" w:firstLine="708"/>
-      </w:pPr>
-      <w:r>
-        <w:t>Finalmente, ninguna de las 150 instancias quedó activa o sin resolver al finalizar la prueba, lo que demuestra que el modelo, incluyendo el ciclo de solicitud de información adicional y el seguimiento del SLA de entrega, es robusto y no genera casos indefinidamente abiertos.</w:t>
-      </w:r>
-    </w:p>
-    <w:p>
-      <w:pPr>
-        <w:pStyle w:val="Titulo11"/>
-      </w:pPr>
-      <w:r>
         <w:t xml:space="preserve">Referencias. </w:t>
       </w:r>
     </w:p>
@@ -2864,7 +2988,6 @@
         <w:rPr>
           <w:lang w:val="en-US"/>
         </w:rPr>
-        <w:lastRenderedPageBreak/>
         <w:t xml:space="preserve">Camunda. (2023, enero). </w:t>
       </w:r>
       <w:r>
@@ -3132,6 +3255,7 @@
         <w:docPartUnique/>
       </w:docPartObj>
     </w:sdtPr>
+    <w:sdtEndPr/>
     <w:sdtContent>
       <w:p>
         <w:pPr>
@@ -5419,10 +5543,6 @@
 </file>
 
 <file path=customXml/item1.xml><?xml version="1.0" encoding="utf-8"?>
-<b:Sources xmlns:b="http://schemas.openxmlformats.org/officeDocument/2006/bibliography" xmlns="http://schemas.openxmlformats.org/officeDocument/2006/bibliography" SelectedStyle="\APASixthEditionOfficeOnline.xsl" StyleName="APA" Version="6"/>
-</file>
-
-<file path=customXml/item2.xml><?xml version="1.0" encoding="utf-8"?>
 <ct:contentTypeSchema xmlns:ct="http://schemas.microsoft.com/office/2006/metadata/contentType" xmlns:ma="http://schemas.microsoft.com/office/2006/metadata/properties/metaAttributes" ct:_="" ma:_="" ma:contentTypeName="Document" ma:contentTypeID="0x010100507E16FA05165442A48133C5B26C0E45" ma:contentTypeVersion="13" ma:contentTypeDescription="Create a new document." ma:contentTypeScope="" ma:versionID="32298974549655c2bbb1073f78aaafb7">
   <xsd:schema xmlns:xsd="http://www.w3.org/2001/XMLSchema" xmlns:xs="http://www.w3.org/2001/XMLSchema" xmlns:p="http://schemas.microsoft.com/office/2006/metadata/properties" xmlns:ns3="dd21ff6e-957d-4717-b77f-566c2dfb9745" targetNamespace="http://schemas.microsoft.com/office/2006/metadata/properties" ma:root="true" ma:fieldsID="a5ebf9298d546d07b14965d8e0d02365" ns3:_="">
     <xsd:import namespace="dd21ff6e-957d-4717-b77f-566c2dfb9745"/>
@@ -5622,7 +5742,19 @@
 </ct:contentTypeSchema>
 </file>
 
+<file path=customXml/item2.xml><?xml version="1.0" encoding="utf-8"?>
+<b:Sources xmlns:b="http://schemas.openxmlformats.org/officeDocument/2006/bibliography" xmlns="http://schemas.openxmlformats.org/officeDocument/2006/bibliography" SelectedStyle="\APASixthEditionOfficeOnline.xsl" StyleName="APA" Version="6"/>
+</file>
+
 <file path=customXml/item3.xml><?xml version="1.0" encoding="utf-8"?>
+<p:properties xmlns:p="http://schemas.microsoft.com/office/2006/metadata/properties" xmlns:xsi="http://www.w3.org/2001/XMLSchema-instance" xmlns:pc="http://schemas.microsoft.com/office/infopath/2007/PartnerControls">
+  <documentManagement>
+    <_activity xmlns="dd21ff6e-957d-4717-b77f-566c2dfb9745" xsi:nil="true"/>
+  </documentManagement>
+</p:properties>
+</file>
+
+<file path=customXml/item4.xml><?xml version="1.0" encoding="utf-8"?>
 <?mso-contentType ?>
 <FormTemplates xmlns="http://schemas.microsoft.com/sharepoint/v3/contenttype/forms">
   <Display>DocumentLibraryForm</Display>
@@ -5631,23 +5763,7 @@
 </FormTemplates>
 </file>
 
-<file path=customXml/item4.xml><?xml version="1.0" encoding="utf-8"?>
-<p:properties xmlns:p="http://schemas.microsoft.com/office/2006/metadata/properties" xmlns:xsi="http://www.w3.org/2001/XMLSchema-instance" xmlns:pc="http://schemas.microsoft.com/office/infopath/2007/PartnerControls">
-  <documentManagement>
-    <_activity xmlns="dd21ff6e-957d-4717-b77f-566c2dfb9745" xsi:nil="true"/>
-  </documentManagement>
-</p:properties>
-</file>
-
 <file path=customXml/itemProps1.xml><?xml version="1.0" encoding="utf-8"?>
-<ds:datastoreItem xmlns:ds="http://schemas.openxmlformats.org/officeDocument/2006/customXml" ds:itemID="{F033C63D-740E-439C-87F0-35271B0FB24F}">
-  <ds:schemaRefs>
-    <ds:schemaRef ds:uri="http://schemas.openxmlformats.org/officeDocument/2006/bibliography"/>
-  </ds:schemaRefs>
-</ds:datastoreItem>
-</file>
-
-<file path=customXml/itemProps2.xml><?xml version="1.0" encoding="utf-8"?>
 <ds:datastoreItem xmlns:ds="http://schemas.openxmlformats.org/officeDocument/2006/customXml" ds:itemID="{DE869970-4AF8-4D5C-9AEE-3B8EBAE62BA2}">
   <ds:schemaRefs>
     <ds:schemaRef ds:uri="http://schemas.microsoft.com/office/2006/metadata/contentType"/>
@@ -5665,15 +5781,15 @@
 </ds:datastoreItem>
 </file>
 
-<file path=customXml/itemProps3.xml><?xml version="1.0" encoding="utf-8"?>
-<ds:datastoreItem xmlns:ds="http://schemas.openxmlformats.org/officeDocument/2006/customXml" ds:itemID="{121B5071-8886-432C-AE52-61C26B4CAA13}">
+<file path=customXml/itemProps2.xml><?xml version="1.0" encoding="utf-8"?>
+<ds:datastoreItem xmlns:ds="http://schemas.openxmlformats.org/officeDocument/2006/customXml" ds:itemID="{F033C63D-740E-439C-87F0-35271B0FB24F}">
   <ds:schemaRefs>
-    <ds:schemaRef ds:uri="http://schemas.microsoft.com/sharepoint/v3/contenttype/forms"/>
+    <ds:schemaRef ds:uri="http://schemas.openxmlformats.org/officeDocument/2006/bibliography"/>
   </ds:schemaRefs>
 </ds:datastoreItem>
 </file>
 
-<file path=customXml/itemProps4.xml><?xml version="1.0" encoding="utf-8"?>
+<file path=customXml/itemProps3.xml><?xml version="1.0" encoding="utf-8"?>
 <ds:datastoreItem xmlns:ds="http://schemas.openxmlformats.org/officeDocument/2006/customXml" ds:itemID="{9C57F2A4-5DED-4FA2-B0A5-64EEBB46B248}">
   <ds:schemaRefs>
     <ds:schemaRef ds:uri="http://schemas.microsoft.com/office/2006/metadata/properties"/>
@@ -5681,4 +5797,12 @@
     <ds:schemaRef ds:uri="dd21ff6e-957d-4717-b77f-566c2dfb9745"/>
   </ds:schemaRefs>
 </ds:datastoreItem>
+</file>
+
+<file path=customXml/itemProps4.xml><?xml version="1.0" encoding="utf-8"?>
+<ds:datastoreItem xmlns:ds="http://schemas.openxmlformats.org/officeDocument/2006/customXml" ds:itemID="{121B5071-8886-432C-AE52-61C26B4CAA13}">
+  <ds:schemaRefs>
+    <ds:schemaRef ds:uri="http://schemas.microsoft.com/sharepoint/v3/contenttype/forms"/>
+  </ds:schemaRefs>
+</ds:datastoreItem>
 </file>